--- a/pr-preview/pr-168/chapters/word-choice.docx
+++ b/pr-preview/pr-168/chapters/word-choice.docx
@@ -15,7 +15,7 @@
         <w:pStyle w:val="Date"/>
       </w:pPr>
       <w:r>
-        <w:t xml:space="preserve">Last modified: 2026-10-12 14:46:54 (PDT)</w:t>
+        <w:t xml:space="preserve">Last modified: 2026-10-12 15:27:23 (PDT)</w:t>
       </w:r>
     </w:p>
     <w:tbl>
@@ -425,6 +425,37 @@
       <w:pPr>
         <w:pStyle w:val="BodyText"/>
       </w:pPr>
+      <w:hyperlink r:id="rId15">
+        <w:r>
+          <w:rPr>
+            <w:rStyle w:val="Hyperlink"/>
+          </w:rPr>
+          <w:t xml:space="preserve">Overused vocabulary</w:t>
+        </w:r>
+      </w:hyperlink>
+      <w:r>
+        <w:t xml:space="preserve"> </w:t>
+      </w:r>
+      <w:r>
+        <w:t xml:space="preserve">lists more words, many of them Latin-derived,</w:t>
+      </w:r>
+      <w:r>
+        <w:t xml:space="preserve"> </w:t>
+      </w:r>
+      <w:r>
+        <w:t xml:space="preserve">that writers reach for by reflex,</w:t>
+      </w:r>
+      <w:r>
+        <w:t xml:space="preserve"> </w:t>
+      </w:r>
+      <w:r>
+        <w:t xml:space="preserve">with plainer alternatives.</w:t>
+      </w:r>
+    </w:p>
+    <w:p>
+      <w:pPr>
+        <w:pStyle w:val="BodyText"/>
+      </w:pPr>
       <w:r>
         <w:t xml:space="preserve">I am aware that this book,</w:t>
       </w:r>
@@ -521,7 +552,7 @@
         <w:t xml:space="preserve">and the relatively-recent hybridization of the English language.</w:t>
       </w:r>
     </w:p>
-    <w:bookmarkStart w:id="18" w:name="avoid-vague-and-metaphorical-language"/>
+    <w:bookmarkStart w:id="20" w:name="avoid-vague-and-metaphorical-language"/>
     <w:p>
       <w:pPr>
         <w:pStyle w:val="Heading2"/>
@@ -604,7 +635,7 @@
       <w:tr>
         <w:tc>
           <w:tcPr/>
-          <w:bookmarkStart w:id="15" w:name="tbl-vague-precise"/>
+          <w:bookmarkStart w:id="16" w:name="tbl-vague-precise"/>
           <w:p>
             <w:pPr>
               <w:jc w:val="center"/>
@@ -762,7 +793,7 @@
               </w:tc>
             </w:tr>
           </w:tbl>
-          <w:bookmarkEnd w:id="15"/>
+          <w:bookmarkEnd w:id="16"/>
           <w:p/>
         </w:tc>
       </w:tr>
@@ -854,7 +885,7 @@
       <w:r>
         <w:t xml:space="preserve"> </w:t>
       </w:r>
-      <w:hyperlink r:id="rId16">
+      <w:hyperlink r:id="rId17">
         <w:r>
           <w:rPr>
             <w:rStyle w:val="Hyperlink"/>
@@ -874,6 +905,73 @@
       <w:r>
         <w:t xml:space="preserve">and gives more examples.</w:t>
       </w:r>
+      <w:r>
+        <w:t xml:space="preserve"> </w:t>
+      </w:r>
+      <w:r>
+        <w:t xml:space="preserve">Stock metaphors such as</w:t>
+      </w:r>
+      <w:r>
+        <w:t xml:space="preserve"> </w:t>
+      </w:r>
+      <w:r>
+        <w:t xml:space="preserve">“pave the way”</w:t>
+      </w:r>
+      <w:r>
+        <w:t xml:space="preserve"> </w:t>
+      </w:r>
+      <w:r>
+        <w:t xml:space="preserve">and</w:t>
+      </w:r>
+      <w:r>
+        <w:t xml:space="preserve"> </w:t>
+      </w:r>
+      <w:r>
+        <w:t xml:space="preserve">“shed light on”</w:t>
+      </w:r>
+      <w:r>
+        <w:t xml:space="preserve"> </w:t>
+      </w:r>
+      <w:r>
+        <w:t xml:space="preserve">are</w:t>
+      </w:r>
+      <w:r>
+        <w:t xml:space="preserve"> </w:t>
+      </w:r>
+      <w:hyperlink r:id="rId18">
+        <w:r>
+          <w:rPr>
+            <w:rStyle w:val="Hyperlink"/>
+          </w:rPr>
+          <w:t xml:space="preserve">clichés</w:t>
+        </w:r>
+      </w:hyperlink>
+      <w:r>
+        <w:t xml:space="preserve">,</w:t>
+      </w:r>
+      <w:r>
+        <w:t xml:space="preserve"> </w:t>
+      </w:r>
+      <w:r>
+        <w:t xml:space="preserve">and</w:t>
+      </w:r>
+      <w:r>
+        <w:t xml:space="preserve"> </w:t>
+      </w:r>
+      <w:hyperlink r:id="rId15">
+        <w:r>
+          <w:rPr>
+            <w:rStyle w:val="Hyperlink"/>
+          </w:rPr>
+          <w:t xml:space="preserve">Overused vocabulary</w:t>
+        </w:r>
+      </w:hyperlink>
+      <w:r>
+        <w:t xml:space="preserve"> </w:t>
+      </w:r>
+      <w:r>
+        <w:t xml:space="preserve">lists more of them.</w:t>
+      </w:r>
     </w:p>
     <w:p>
       <w:pPr>
@@ -930,7 +1028,7 @@
       <w:r>
         <w:t xml:space="preserve"> </w:t>
       </w:r>
-      <w:hyperlink r:id="rId17">
+      <w:hyperlink r:id="rId19">
         <w:r>
           <w:rPr>
             <w:rStyle w:val="Hyperlink"/>
@@ -951,8 +1049,8 @@
         <w:t xml:space="preserve">and what to write instead.</w:t>
       </w:r>
     </w:p>
-    <w:bookmarkEnd w:id="18"/>
-    <w:bookmarkStart w:id="19" w:name="Xb7f284656303a61435fb977954db81f2a003d22"/>
+    <w:bookmarkEnd w:id="20"/>
+    <w:bookmarkStart w:id="21" w:name="Xb7f284656303a61435fb977954db81f2a003d22"/>
     <w:p>
       <w:pPr>
         <w:pStyle w:val="Heading2"/>
@@ -1087,8 +1185,8 @@
         <w:t xml:space="preserve">and put that case right after the claim.</w:t>
       </w:r>
     </w:p>
-    <w:bookmarkEnd w:id="19"/>
-    <w:bookmarkStart w:id="20" w:name="say-which-thing"/>
+    <w:bookmarkEnd w:id="21"/>
+    <w:bookmarkStart w:id="22" w:name="say-which-thing"/>
     <w:p>
       <w:pPr>
         <w:pStyle w:val="Heading2"/>
@@ -1143,8 +1241,8 @@
         <w:t xml:space="preserve">✅ Check the residuals first.</w:t>
       </w:r>
     </w:p>
-    <w:bookmarkEnd w:id="20"/>
-    <w:bookmarkStart w:id="23" w:name="minimize-unnecessary-jargon"/>
+    <w:bookmarkEnd w:id="22"/>
+    <w:bookmarkStart w:id="25" w:name="minimize-unnecessary-jargon"/>
     <w:p>
       <w:pPr>
         <w:pStyle w:val="Heading2"/>
@@ -1255,7 +1353,7 @@
       <w:r>
         <w:t xml:space="preserve"> </w:t>
       </w:r>
-      <w:hyperlink r:id="rId21">
+      <w:hyperlink r:id="rId23">
         <w:r>
           <w:rPr>
             <w:rStyle w:val="Hyperlink"/>
@@ -1267,7 +1365,7 @@
         <w:t xml:space="preserve">).</w:t>
       </w:r>
     </w:p>
-    <w:bookmarkStart w:id="22" w:name="exm-jargon"/>
+    <w:bookmarkStart w:id="24" w:name="exm-jargon"/>
     <w:p>
       <w:pPr>
         <w:pStyle w:val="BodyText"/>
@@ -1316,7 +1414,7 @@
         <w:t xml:space="preserve">and it states what was actually done.</w:t>
       </w:r>
     </w:p>
-    <w:bookmarkEnd w:id="22"/>
+    <w:bookmarkEnd w:id="24"/>
     <w:p>
       <w:pPr>
         <w:pStyle w:val="BodyText"/>
@@ -1355,7 +1453,7 @@
         <w:t xml:space="preserve">define it clearly at first use.</w:t>
       </w:r>
     </w:p>
-    <w:bookmarkEnd w:id="23"/>
+    <w:bookmarkEnd w:id="25"/>
     <w:sectPr>
       <w:footnotePr>
         <w:numRestart w:val="eachSect"/>

--- a/pr-preview/pr-168/chapters/word-choice.docx
+++ b/pr-preview/pr-168/chapters/word-choice.docx
@@ -15,7 +15,7 @@
         <w:pStyle w:val="Date"/>
       </w:pPr>
       <w:r>
-        <w:t xml:space="preserve">Last modified: 2026-10-12 15:27:23 (PDT)</w:t>
+        <w:t xml:space="preserve">Last modified: 2026-10-12 16:12:27 (PDT)</w:t>
       </w:r>
     </w:p>
     <w:tbl>

--- a/pr-preview/pr-168/chapters/word-choice.docx
+++ b/pr-preview/pr-168/chapters/word-choice.docx
@@ -15,7 +15,7 @@
         <w:pStyle w:val="Date"/>
       </w:pPr>
       <w:r>
-        <w:t xml:space="preserve">Last modified: 2026-10-12 16:12:27 (PDT)</w:t>
+        <w:t xml:space="preserve">Last modified: 2026-10-12 22:31:45 (PDT)</w:t>
       </w:r>
     </w:p>
     <w:tbl>
